--- a/klagomål/A 4234-2025 FSC-klagomål.docx
+++ b/klagomål/A 4234-2025 FSC-klagomål.docx
@@ -651,7 +651,7 @@
     <w:r>
       <w:tab/>
       <w:tab/>
-      <w:t>2025-02-13</w:t>
+      <w:t>2025-02-14</w:t>
       <w:br/>
       <w:br/>
     </w:r>

--- a/klagomål/A 4234-2025 FSC-klagomål.docx
+++ b/klagomål/A 4234-2025 FSC-klagomål.docx
@@ -651,7 +651,7 @@
     <w:r>
       <w:tab/>
       <w:tab/>
-      <w:t>2025-02-14</w:t>
+      <w:t>2025-02-15</w:t>
       <w:br/>
       <w:br/>
     </w:r>

--- a/klagomål/A 4234-2025 FSC-klagomål.docx
+++ b/klagomål/A 4234-2025 FSC-klagomål.docx
@@ -651,7 +651,7 @@
     <w:r>
       <w:tab/>
       <w:tab/>
-      <w:t>2025-02-15</w:t>
+      <w:t>2025-02-16</w:t>
       <w:br/>
       <w:br/>
     </w:r>

--- a/klagomål/A 4234-2025 FSC-klagomål.docx
+++ b/klagomål/A 4234-2025 FSC-klagomål.docx
@@ -651,7 +651,7 @@
     <w:r>
       <w:tab/>
       <w:tab/>
-      <w:t>2025-02-16</w:t>
+      <w:t>2025-02-17</w:t>
       <w:br/>
       <w:br/>
     </w:r>

--- a/klagomål/A 4234-2025 FSC-klagomål.docx
+++ b/klagomål/A 4234-2025 FSC-klagomål.docx
@@ -651,7 +651,7 @@
     <w:r>
       <w:tab/>
       <w:tab/>
-      <w:t>2025-02-17</w:t>
+      <w:t>2025-02-18</w:t>
       <w:br/>
       <w:br/>
     </w:r>

--- a/klagomål/A 4234-2025 FSC-klagomål.docx
+++ b/klagomål/A 4234-2025 FSC-klagomål.docx
@@ -651,7 +651,7 @@
     <w:r>
       <w:tab/>
       <w:tab/>
-      <w:t>2025-02-18</w:t>
+      <w:t>2025-02-19</w:t>
       <w:br/>
       <w:br/>
     </w:r>

--- a/klagomål/A 4234-2025 FSC-klagomål.docx
+++ b/klagomål/A 4234-2025 FSC-klagomål.docx
@@ -651,7 +651,7 @@
     <w:r>
       <w:tab/>
       <w:tab/>
-      <w:t>2025-02-19</w:t>
+      <w:t>2025-02-20</w:t>
       <w:br/>
       <w:br/>
     </w:r>

--- a/klagomål/A 4234-2025 FSC-klagomål.docx
+++ b/klagomål/A 4234-2025 FSC-klagomål.docx
@@ -651,7 +651,7 @@
     <w:r>
       <w:tab/>
       <w:tab/>
-      <w:t>2025-02-20</w:t>
+      <w:t>2025-02-21</w:t>
       <w:br/>
       <w:br/>
     </w:r>

--- a/klagomål/A 4234-2025 FSC-klagomål.docx
+++ b/klagomål/A 4234-2025 FSC-klagomål.docx
@@ -651,7 +651,7 @@
     <w:r>
       <w:tab/>
       <w:tab/>
-      <w:t>2025-02-21</w:t>
+      <w:t>2025-02-22</w:t>
       <w:br/>
       <w:br/>
     </w:r>

--- a/klagomål/A 4234-2025 FSC-klagomål.docx
+++ b/klagomål/A 4234-2025 FSC-klagomål.docx
@@ -651,7 +651,7 @@
     <w:r>
       <w:tab/>
       <w:tab/>
-      <w:t>2025-02-22</w:t>
+      <w:t>2025-02-23</w:t>
       <w:br/>
       <w:br/>
     </w:r>

--- a/klagomål/A 4234-2025 FSC-klagomål.docx
+++ b/klagomål/A 4234-2025 FSC-klagomål.docx
@@ -651,7 +651,7 @@
     <w:r>
       <w:tab/>
       <w:tab/>
-      <w:t>2025-02-23</w:t>
+      <w:t>2025-02-24</w:t>
       <w:br/>
       <w:br/>
     </w:r>

--- a/klagomål/A 4234-2025 FSC-klagomål.docx
+++ b/klagomål/A 4234-2025 FSC-klagomål.docx
@@ -651,7 +651,7 @@
     <w:r>
       <w:tab/>
       <w:tab/>
-      <w:t>2025-02-24</w:t>
+      <w:t>2025-02-25</w:t>
       <w:br/>
       <w:br/>
     </w:r>

--- a/klagomål/A 4234-2025 FSC-klagomål.docx
+++ b/klagomål/A 4234-2025 FSC-klagomål.docx
@@ -651,7 +651,7 @@
     <w:r>
       <w:tab/>
       <w:tab/>
-      <w:t>2025-02-25</w:t>
+      <w:t>2025-02-26</w:t>
       <w:br/>
       <w:br/>
     </w:r>

--- a/klagomål/A 4234-2025 FSC-klagomål.docx
+++ b/klagomål/A 4234-2025 FSC-klagomål.docx
@@ -651,7 +651,7 @@
     <w:r>
       <w:tab/>
       <w:tab/>
-      <w:t>2025-02-26</w:t>
+      <w:t>2025-02-27</w:t>
       <w:br/>
       <w:br/>
     </w:r>

--- a/klagomål/A 4234-2025 FSC-klagomål.docx
+++ b/klagomål/A 4234-2025 FSC-klagomål.docx
@@ -651,7 +651,7 @@
     <w:r>
       <w:tab/>
       <w:tab/>
-      <w:t>2025-02-27</w:t>
+      <w:t>2025-02-28</w:t>
       <w:br/>
       <w:br/>
     </w:r>

--- a/klagomål/A 4234-2025 FSC-klagomål.docx
+++ b/klagomål/A 4234-2025 FSC-klagomål.docx
@@ -651,7 +651,7 @@
     <w:r>
       <w:tab/>
       <w:tab/>
-      <w:t>2025-03-02</w:t>
+      <w:t>2025-03-03</w:t>
       <w:br/>
       <w:br/>
     </w:r>

--- a/klagomål/A 4234-2025 FSC-klagomål.docx
+++ b/klagomål/A 4234-2025 FSC-klagomål.docx
@@ -651,7 +651,7 @@
     <w:r>
       <w:tab/>
       <w:tab/>
-      <w:t>2025-03-03</w:t>
+      <w:t>2025-03-04</w:t>
       <w:br/>
       <w:br/>
     </w:r>

--- a/klagomål/A 4234-2025 FSC-klagomål.docx
+++ b/klagomål/A 4234-2025 FSC-klagomål.docx
@@ -651,7 +651,7 @@
     <w:r>
       <w:tab/>
       <w:tab/>
-      <w:t>2025-03-04</w:t>
+      <w:t>2025-03-05</w:t>
       <w:br/>
       <w:br/>
     </w:r>

--- a/klagomål/A 4234-2025 FSC-klagomål.docx
+++ b/klagomål/A 4234-2025 FSC-klagomål.docx
@@ -651,7 +651,7 @@
     <w:r>
       <w:tab/>
       <w:tab/>
-      <w:t>2025-03-05</w:t>
+      <w:t>2025-03-06</w:t>
       <w:br/>
       <w:br/>
     </w:r>

--- a/klagomål/A 4234-2025 FSC-klagomål.docx
+++ b/klagomål/A 4234-2025 FSC-klagomål.docx
@@ -651,7 +651,7 @@
     <w:r>
       <w:tab/>
       <w:tab/>
-      <w:t>2025-03-06</w:t>
+      <w:t>2025-03-07</w:t>
       <w:br/>
       <w:br/>
     </w:r>

--- a/klagomål/A 4234-2025 FSC-klagomål.docx
+++ b/klagomål/A 4234-2025 FSC-klagomål.docx
@@ -651,7 +651,7 @@
     <w:r>
       <w:tab/>
       <w:tab/>
-      <w:t>2025-03-07</w:t>
+      <w:t>2025-03-08</w:t>
       <w:br/>
       <w:br/>
     </w:r>

--- a/klagomål/A 4234-2025 FSC-klagomål.docx
+++ b/klagomål/A 4234-2025 FSC-klagomål.docx
@@ -651,7 +651,7 @@
     <w:r>
       <w:tab/>
       <w:tab/>
-      <w:t>2025-03-08</w:t>
+      <w:t>2025-03-09</w:t>
       <w:br/>
       <w:br/>
     </w:r>

--- a/klagomål/A 4234-2025 FSC-klagomål.docx
+++ b/klagomål/A 4234-2025 FSC-klagomål.docx
@@ -651,7 +651,7 @@
     <w:r>
       <w:tab/>
       <w:tab/>
-      <w:t>2025-03-09</w:t>
+      <w:t>2025-03-10</w:t>
       <w:br/>
       <w:br/>
     </w:r>

--- a/klagomål/A 4234-2025 FSC-klagomål.docx
+++ b/klagomål/A 4234-2025 FSC-klagomål.docx
@@ -651,7 +651,7 @@
     <w:r>
       <w:tab/>
       <w:tab/>
-      <w:t>2025-03-10</w:t>
+      <w:t>2025-03-11</w:t>
       <w:br/>
       <w:br/>
     </w:r>

--- a/klagomål/A 4234-2025 FSC-klagomål.docx
+++ b/klagomål/A 4234-2025 FSC-klagomål.docx
@@ -651,7 +651,7 @@
     <w:r>
       <w:tab/>
       <w:tab/>
-      <w:t>2025-03-11</w:t>
+      <w:t>2025-03-12</w:t>
       <w:br/>
       <w:br/>
     </w:r>

--- a/klagomål/A 4234-2025 FSC-klagomål.docx
+++ b/klagomål/A 4234-2025 FSC-klagomål.docx
@@ -651,7 +651,7 @@
     <w:r>
       <w:tab/>
       <w:tab/>
-      <w:t>2025-03-12</w:t>
+      <w:t>2025-03-13</w:t>
       <w:br/>
       <w:br/>
     </w:r>

--- a/klagomål/A 4234-2025 FSC-klagomål.docx
+++ b/klagomål/A 4234-2025 FSC-klagomål.docx
@@ -651,7 +651,7 @@
     <w:r>
       <w:tab/>
       <w:tab/>
-      <w:t>2025-03-13</w:t>
+      <w:t>2025-03-14</w:t>
       <w:br/>
       <w:br/>
     </w:r>

--- a/klagomål/A 4234-2025 FSC-klagomål.docx
+++ b/klagomål/A 4234-2025 FSC-klagomål.docx
@@ -651,7 +651,7 @@
     <w:r>
       <w:tab/>
       <w:tab/>
-      <w:t>2025-03-14</w:t>
+      <w:t>2025-03-15</w:t>
       <w:br/>
       <w:br/>
     </w:r>

--- a/klagomål/A 4234-2025 FSC-klagomål.docx
+++ b/klagomål/A 4234-2025 FSC-klagomål.docx
@@ -651,7 +651,7 @@
     <w:r>
       <w:tab/>
       <w:tab/>
-      <w:t>2025-03-15</w:t>
+      <w:t>2025-03-16</w:t>
       <w:br/>
       <w:br/>
     </w:r>

--- a/klagomål/A 4234-2025 FSC-klagomål.docx
+++ b/klagomål/A 4234-2025 FSC-klagomål.docx
@@ -651,7 +651,7 @@
     <w:r>
       <w:tab/>
       <w:tab/>
-      <w:t>2025-03-16</w:t>
+      <w:t>2025-03-17</w:t>
       <w:br/>
       <w:br/>
     </w:r>

--- a/klagomål/A 4234-2025 FSC-klagomål.docx
+++ b/klagomål/A 4234-2025 FSC-klagomål.docx
@@ -651,7 +651,7 @@
     <w:r>
       <w:tab/>
       <w:tab/>
-      <w:t>2025-03-17</w:t>
+      <w:t>2025-03-18</w:t>
       <w:br/>
       <w:br/>
     </w:r>

--- a/klagomål/A 4234-2025 FSC-klagomål.docx
+++ b/klagomål/A 4234-2025 FSC-klagomål.docx
@@ -651,7 +651,7 @@
     <w:r>
       <w:tab/>
       <w:tab/>
-      <w:t>2025-03-18</w:t>
+      <w:t>2025-03-19</w:t>
       <w:br/>
       <w:br/>
     </w:r>

--- a/klagomål/A 4234-2025 FSC-klagomål.docx
+++ b/klagomål/A 4234-2025 FSC-klagomål.docx
@@ -651,7 +651,7 @@
     <w:r>
       <w:tab/>
       <w:tab/>
-      <w:t>2025-03-19</w:t>
+      <w:t>2025-03-20</w:t>
       <w:br/>
       <w:br/>
     </w:r>

--- a/klagomål/A 4234-2025 FSC-klagomål.docx
+++ b/klagomål/A 4234-2025 FSC-klagomål.docx
@@ -163,7 +163,7 @@
         <w:pStyle w:val="Title"/>
       </w:pPr>
       <w:r>
-        <w:t>Inledande FSC- /PEFC-klagomål – information om höga naturvärden i avverkningsanmälan A 4234-2025 i Gävle kommun</w:t>
+        <w:t>Inledande FSC- /PEFC-klagomål – information om höga naturvärden och fridlysta arter i avverkningsanmälan A 4234-2025 i Gävle kommun</w:t>
       </w:r>
     </w:p>
     <w:p>
@@ -173,7 +173,7 @@
     </w:p>
     <w:p>
       <w:r>
-        <w:t>Nedan presenteras fynd av naturvårdsarter som gjorts i det avverkningsanmälda området, samt relevanta utdrag ur standarderna för FSC, Chain of Custody, Controlled Wood och PEFC.</w:t>
+        <w:t>Nedan presenteras fynd av naturvårdsarter och fridlysta arter som gjorts i det avverkningsanmälda området, samt relevanta utdrag ur standarderna för FSC, Chain of Custody, Controlled Wood och PEFC. I BILAGA 1 finns artfakta om fridlysta arter.</w:t>
       </w:r>
     </w:p>
     <w:p>
@@ -191,7 +191,7 @@
     </w:p>
     <w:p>
       <w:r>
-        <w:t>I avverkningsanmälan har följande 1 naturvårdsarter hittats: vedskivlav (NT). Av dessa är 1 rödlistade. För rödlistade arter har rödlistekategorin angivits inom parentes.</w:t>
+        <w:t>I avverkningsanmälan har följande 2 naturvårdsarter hittats: spillkråka (NT, §4) och vedskivlav (NT). Av dessa är 2 rödlistade. För rödlistade arter har rödlistekategorin angivits inom parentes. För fridlysta arter anges även paragrafen i Artskyddsförordningen som arten är fridlyst enligt.</w:t>
       </w:r>
     </w:p>
     <w:p>
@@ -251,6 +251,49 @@
         <w:pStyle w:val="Heading1"/>
       </w:pPr>
       <w:r>
+        <w:t>Fridlysta arter</w:t>
+      </w:r>
+    </w:p>
+    <w:p>
+      <w:r>
+        <w:t>Följande fridlysta arter har sina livsmiljöer och växtplatser i den avverkningsanmälda skogen: spillkråka (NT, §4).</w:t>
+      </w:r>
+    </w:p>
+    <w:p>
+      <w:r>
+        <w:t xml:space="preserve">Observera att medlemsländerna är skyldiga att agera i enlighet med EU:s fågeldirektiv där det uttryckligen står att direktivet gäller för fåglar samt för deras ägg, bon och </w:t>
+      </w:r>
+      <w:r>
+        <w:rPr>
+          <w:b/>
+        </w:rPr>
+        <w:t xml:space="preserve">livsmiljöer </w:t>
+      </w:r>
+      <w:r>
+        <w:t>(artikel 1). Vidare att de åtgärder som vidtas inte får leda till en försämring av den nuvarande situationen beträffande bevarandet av de fågelarter som avses i artikel 1 (artikel 13). Fågeldirektivet är styrande för tillsynsansvariga myndigheters ärendehantering, ställningstaganden och beslutsfattande.</w:t>
+      </w:r>
+    </w:p>
+    <w:p>
+      <w:r>
+        <w:rPr>
+          <w:b/>
+        </w:rPr>
+        <w:t>Spillkråka (NT, §4)</w:t>
+      </w:r>
+      <w:r>
+        <w:t xml:space="preserve"> är rödlistad som nära hotad och ingår i bilaga 1 i EU:s fågeldirektiv. Den minskar i population på grund av minskad tillgång på lämpliga bo- och födoträd och minskad födotillgång. Spillkråkans minskningstakt har uppgått till 19 (24–10) % under de senaste 15 åren. Minskningstakten för den svenska populationen bedöms vara nära gränsvärdet för Sårbar (VU) (A2bc). Skogsbruk med korta omloppstider och täta, homogena ungskogar utgör det största hotet, (SLU Artdatabanken, 2023).</w:t>
+      </w:r>
+    </w:p>
+    <w:p>
+      <w:r>
+        <w:t>I BILAGA 1 finns mer detaljerad information om ekologi samt krav på livsmiljö hos fridlysta arter.</w:t>
+      </w:r>
+    </w:p>
+    <w:p>
+      <w:pPr>
+        <w:pStyle w:val="Heading1"/>
+      </w:pPr>
+      <w:r>
         <w:t>Certifiering</w:t>
       </w:r>
     </w:p>
@@ -298,6 +341,22 @@
       <w:r>
         <w:t>I den avverkningsanmälda skogen har fridlysta arter sina livsmiljöer och växtplatser. Att skada de fridlysta arternas livsmiljöer, växtplatser eller ekologiska funktion är inte tillåtet enligt artskyddsförordningen.</w:t>
       </w:r>
+      <w:r>
+        <w:rPr>
+          <w:i/>
+        </w:rPr>
+        <w:t xml:space="preserve"> EU:s medlemsländer och skogsbolag är skyldiga att agera i enlighet med EU:s fågeldirektiv där det uttryckligen står att direktivet gäller för fåglar samt för deras ägg, bon och </w:t>
+      </w:r>
+      <w:r>
+        <w:rPr>
+          <w:b/>
+          <w:i/>
+        </w:rPr>
+        <w:t xml:space="preserve">livsmiljöer </w:t>
+      </w:r>
+      <w:r>
+        <w:t>(artikel 1). Vidare att de åtgärder som vidtas inte får leda till en försämring av den nuvarande situationen beträffande bevarandet av de fågelarter som avses i artikel 1 (artikel 13).</w:t>
+      </w:r>
     </w:p>
     <w:p>
       <w:r>
@@ -336,7 +395,7 @@
         <w:rPr>
           <w:i/>
         </w:rPr>
-        <w:t>I det avverkningsanmälda skogsområdet har 1 naturvårdsarter varav 1 rödlistade arter sina livsmiljöer och växtplatser.</w:t>
+        <w:t>I det avverkningsanmälda skogsområdet har 2 naturvårdsarter varav 2 rödlistade arter sina livsmiljöer och växtplatser.</w:t>
       </w:r>
     </w:p>
     <w:p>
@@ -523,6 +582,59 @@
         <w:t>I den avverkningsanmälda skogen har fridlysta arter sina livsmiljöer och växtplatser. Att skada de fridlysta arternas livsmiljöer, växtplatser eller ekologiska funktion är inte tillåtet enligt artskyddsförordningen</w:t>
       </w:r>
     </w:p>
+    <w:p>
+      <w:r>
+        <w:br w:type="page"/>
+      </w:r>
+    </w:p>
+    <w:p>
+      <w:pPr>
+        <w:pStyle w:val="Title"/>
+      </w:pPr>
+      <w:r>
+        <w:t>BILAGA 1 – Fridlysta arter</w:t>
+      </w:r>
+    </w:p>
+    <w:p>
+      <w:pPr>
+        <w:pStyle w:val="Heading1"/>
+      </w:pPr>
+      <w:r>
+        <w:t>Spillkråka – ekologi samt krav på livsmiljön</w:t>
+      </w:r>
+    </w:p>
+    <w:p>
+      <w:r>
+        <w:t>Spillkråka (NT) är rödlistad som nära hotad, fridlyst enligt §4 Artskyddsförordningen och ingår i bilaga 1 i EU:s fågeldirektiv. Spillkråka lever i både barr- och blandskog liksom i ren lövskog. De tätaste populationerna tenderar att finnas i äldre, variationsrik blandskog med gott om död ved och gamla träd.</w:t>
+      </w:r>
+    </w:p>
+    <w:p>
+      <w:r>
+        <w:t>Varje par utnyttjar 400–1000 hektar skog beroende på skogens kvalitet. En minskning av populationen pågår på grund av minskad tillgång på lämpliga bo- och födoträd och minskad födotillgång. Spillkråkans minskningstakt har uppgått till 19 (24–10) % under de senaste 15 åren. Minskningstakten för den svenska populationen bedöms vara nära gränsvärdet för Sårbar (VU) (A2bc). Skogsbruk med korta omloppstider och täta, homogena ungskogar utgör det största hotet (Artdatabanken 2023).</w:t>
+      </w:r>
+    </w:p>
+    <w:p>
+      <w:pPr>
+        <w:pStyle w:val="Heading2"/>
+      </w:pPr>
+      <w:r>
+        <w:t>Referenser – spillkråka</w:t>
+      </w:r>
+    </w:p>
+    <w:p>
+      <w:r>
+        <w:t xml:space="preserve">SLU Artdatabanken, 2021. </w:t>
+      </w:r>
+      <w:r>
+        <w:rPr>
+          <w:i/>
+        </w:rPr>
+        <w:t xml:space="preserve">Artfaktablad. Naturvård – artfakta. </w:t>
+      </w:r>
+      <w:r>
+        <w:t>SLU Artdatabanken, Uppsala</w:t>
+      </w:r>
+    </w:p>
     <w:sectPr>
       <w:headerReference w:type="even" r:id="rId8"/>
       <w:headerReference w:type="default" r:id="rId9"/>
@@ -651,7 +763,7 @@
     <w:r>
       <w:tab/>
       <w:tab/>
-      <w:t>2025-03-20</w:t>
+      <w:t>2025-03-21</w:t>
       <w:br/>
       <w:br/>
     </w:r>

--- a/klagomål/A 4234-2025 FSC-klagomål.docx
+++ b/klagomål/A 4234-2025 FSC-klagomål.docx
@@ -763,7 +763,7 @@
     <w:r>
       <w:tab/>
       <w:tab/>
-      <w:t>2025-03-21</w:t>
+      <w:t>2025-03-22</w:t>
       <w:br/>
       <w:br/>
     </w:r>

--- a/klagomål/A 4234-2025 FSC-klagomål.docx
+++ b/klagomål/A 4234-2025 FSC-klagomål.docx
@@ -763,7 +763,7 @@
     <w:r>
       <w:tab/>
       <w:tab/>
-      <w:t>2025-03-22</w:t>
+      <w:t>2025-03-23</w:t>
       <w:br/>
       <w:br/>
     </w:r>

--- a/klagomål/A 4234-2025 FSC-klagomål.docx
+++ b/klagomål/A 4234-2025 FSC-klagomål.docx
@@ -763,7 +763,7 @@
     <w:r>
       <w:tab/>
       <w:tab/>
-      <w:t>2025-03-23</w:t>
+      <w:t>2025-03-24</w:t>
       <w:br/>
       <w:br/>
     </w:r>

--- a/klagomål/A 4234-2025 FSC-klagomål.docx
+++ b/klagomål/A 4234-2025 FSC-klagomål.docx
@@ -763,7 +763,7 @@
     <w:r>
       <w:tab/>
       <w:tab/>
-      <w:t>2025-03-24</w:t>
+      <w:t>2025-03-25</w:t>
       <w:br/>
       <w:br/>
     </w:r>

--- a/klagomål/A 4234-2025 FSC-klagomål.docx
+++ b/klagomål/A 4234-2025 FSC-klagomål.docx
@@ -763,7 +763,7 @@
     <w:r>
       <w:tab/>
       <w:tab/>
-      <w:t>2025-03-25</w:t>
+      <w:t>2025-03-26</w:t>
       <w:br/>
       <w:br/>
     </w:r>

--- a/klagomål/A 4234-2025 FSC-klagomål.docx
+++ b/klagomål/A 4234-2025 FSC-klagomål.docx
@@ -763,7 +763,7 @@
     <w:r>
       <w:tab/>
       <w:tab/>
-      <w:t>2025-03-26</w:t>
+      <w:t>2025-03-27</w:t>
       <w:br/>
       <w:br/>
     </w:r>

--- a/klagomål/A 4234-2025 FSC-klagomål.docx
+++ b/klagomål/A 4234-2025 FSC-klagomål.docx
@@ -763,7 +763,7 @@
     <w:r>
       <w:tab/>
       <w:tab/>
-      <w:t>2025-03-27</w:t>
+      <w:t>2025-03-28</w:t>
       <w:br/>
       <w:br/>
     </w:r>

--- a/klagomål/A 4234-2025 FSC-klagomål.docx
+++ b/klagomål/A 4234-2025 FSC-klagomål.docx
@@ -763,7 +763,7 @@
     <w:r>
       <w:tab/>
       <w:tab/>
-      <w:t>2025-03-28</w:t>
+      <w:t>2025-03-29</w:t>
       <w:br/>
       <w:br/>
     </w:r>

--- a/klagomål/A 4234-2025 FSC-klagomål.docx
+++ b/klagomål/A 4234-2025 FSC-klagomål.docx
@@ -763,7 +763,7 @@
     <w:r>
       <w:tab/>
       <w:tab/>
-      <w:t>2025-04-02</w:t>
+      <w:t>2025-04-03</w:t>
       <w:br/>
       <w:br/>
     </w:r>

--- a/klagomål/A 4234-2025 FSC-klagomål.docx
+++ b/klagomål/A 4234-2025 FSC-klagomål.docx
@@ -763,7 +763,7 @@
     <w:r>
       <w:tab/>
       <w:tab/>
-      <w:t>2025-04-03</w:t>
+      <w:t>2025-04-05</w:t>
       <w:br/>
       <w:br/>
     </w:r>

--- a/klagomål/A 4234-2025 FSC-klagomål.docx
+++ b/klagomål/A 4234-2025 FSC-klagomål.docx
@@ -763,7 +763,7 @@
     <w:r>
       <w:tab/>
       <w:tab/>
-      <w:t>2025-04-05</w:t>
+      <w:t>2025-04-06</w:t>
       <w:br/>
       <w:br/>
     </w:r>

--- a/klagomål/A 4234-2025 FSC-klagomål.docx
+++ b/klagomål/A 4234-2025 FSC-klagomål.docx
@@ -763,7 +763,7 @@
     <w:r>
       <w:tab/>
       <w:tab/>
-      <w:t>2025-04-06</w:t>
+      <w:t>2025-04-07</w:t>
       <w:br/>
       <w:br/>
     </w:r>

--- a/klagomål/A 4234-2025 FSC-klagomål.docx
+++ b/klagomål/A 4234-2025 FSC-klagomål.docx
@@ -763,7 +763,7 @@
     <w:r>
       <w:tab/>
       <w:tab/>
-      <w:t>2025-04-07</w:t>
+      <w:t>2025-04-08</w:t>
       <w:br/>
       <w:br/>
     </w:r>

--- a/klagomål/A 4234-2025 FSC-klagomål.docx
+++ b/klagomål/A 4234-2025 FSC-klagomål.docx
@@ -763,7 +763,7 @@
     <w:r>
       <w:tab/>
       <w:tab/>
-      <w:t>2025-04-08</w:t>
+      <w:t>2025-04-09</w:t>
       <w:br/>
       <w:br/>
     </w:r>

--- a/klagomål/A 4234-2025 FSC-klagomål.docx
+++ b/klagomål/A 4234-2025 FSC-klagomål.docx
@@ -244,6 +244,17 @@
       </w:pPr>
       <w:r>
         <w:t>Figur 1. Fyndplatser för naturvårdsarter i det avverkningsanmälda området (röd linje). Markörer utan svart kant är placerade på fyndplatsen. Markörer med svart kant är placerade vid sidan av fyndplatsen och har ett svart streck som visar fyndplatsens exakta position. Kartans mittpunktskoordinat är N 6749987, E 607292 i SWEREF 99 TM.</w:t>
+      </w:r>
+    </w:p>
+    <w:p>
+      <w:r>
+        <w:rPr>
+          <w:b/>
+        </w:rPr>
+        <w:t>Vedskivlav (NT)</w:t>
+      </w:r>
+      <w:r>
+        <w:t xml:space="preserve"> växer på gammal, torr, exponerad, hård kärnved av framförallt tall i naturskogsartade bestånd. Avverkning av tallskog av naturskogskaraktär med spår av återkommande bränder är ett hot. Mängden lämplig ved att växa på för vedskivlav minskar, dels på grund av naturlig nedbrytning men framförallt på grund av att de förstörs i samband med slutavverkningar, gallringar och markberedning. Tall- och blandbarrskogar av naturskogskaraktär med spår av återkommande bränder bör skyddas (SLU Artdatabanken, 2024).</w:t>
       </w:r>
     </w:p>
     <w:p>
@@ -763,7 +774,7 @@
     <w:r>
       <w:tab/>
       <w:tab/>
-      <w:t>2025-04-09</w:t>
+      <w:t>2025-04-10</w:t>
       <w:br/>
       <w:br/>
     </w:r>

--- a/klagomål/A 4234-2025 FSC-klagomål.docx
+++ b/klagomål/A 4234-2025 FSC-klagomål.docx
@@ -774,7 +774,7 @@
     <w:r>
       <w:tab/>
       <w:tab/>
-      <w:t>2025-04-10</w:t>
+      <w:t>2025-04-11</w:t>
       <w:br/>
       <w:br/>
     </w:r>

--- a/klagomål/A 4234-2025 FSC-klagomål.docx
+++ b/klagomål/A 4234-2025 FSC-klagomål.docx
@@ -774,7 +774,7 @@
     <w:r>
       <w:tab/>
       <w:tab/>
-      <w:t>2025-04-11</w:t>
+      <w:t>2025-04-12</w:t>
       <w:br/>
       <w:br/>
     </w:r>

--- a/klagomål/A 4234-2025 FSC-klagomål.docx
+++ b/klagomål/A 4234-2025 FSC-klagomål.docx
@@ -774,7 +774,7 @@
     <w:r>
       <w:tab/>
       <w:tab/>
-      <w:t>2025-04-12</w:t>
+      <w:t>2025-04-13</w:t>
       <w:br/>
       <w:br/>
     </w:r>

--- a/klagomål/A 4234-2025 FSC-klagomål.docx
+++ b/klagomål/A 4234-2025 FSC-klagomål.docx
@@ -774,7 +774,7 @@
     <w:r>
       <w:tab/>
       <w:tab/>
-      <w:t>2025-04-13</w:t>
+      <w:t>2025-04-14</w:t>
       <w:br/>
       <w:br/>
     </w:r>

--- a/klagomål/A 4234-2025 FSC-klagomål.docx
+++ b/klagomål/A 4234-2025 FSC-klagomål.docx
@@ -774,7 +774,7 @@
     <w:r>
       <w:tab/>
       <w:tab/>
-      <w:t>2025-04-14</w:t>
+      <w:t>2025-04-15</w:t>
       <w:br/>
       <w:br/>
     </w:r>

--- a/klagomål/A 4234-2025 FSC-klagomål.docx
+++ b/klagomål/A 4234-2025 FSC-klagomål.docx
@@ -774,7 +774,7 @@
     <w:r>
       <w:tab/>
       <w:tab/>
-      <w:t>2025-04-15</w:t>
+      <w:t>2025-04-16</w:t>
       <w:br/>
       <w:br/>
     </w:r>

--- a/klagomål/A 4234-2025 FSC-klagomål.docx
+++ b/klagomål/A 4234-2025 FSC-klagomål.docx
@@ -774,7 +774,7 @@
     <w:r>
       <w:tab/>
       <w:tab/>
-      <w:t>2025-04-16</w:t>
+      <w:t>2025-04-17</w:t>
       <w:br/>
       <w:br/>
     </w:r>

--- a/klagomål/A 4234-2025 FSC-klagomål.docx
+++ b/klagomål/A 4234-2025 FSC-klagomål.docx
@@ -774,7 +774,7 @@
     <w:r>
       <w:tab/>
       <w:tab/>
-      <w:t>2025-04-17</w:t>
+      <w:t>2025-04-18</w:t>
       <w:br/>
       <w:br/>
     </w:r>

--- a/klagomål/A 4234-2025 FSC-klagomål.docx
+++ b/klagomål/A 4234-2025 FSC-klagomål.docx
@@ -774,7 +774,7 @@
     <w:r>
       <w:tab/>
       <w:tab/>
-      <w:t>2025-04-18</w:t>
+      <w:t>2025-04-19</w:t>
       <w:br/>
       <w:br/>
     </w:r>

--- a/klagomål/A 4234-2025 FSC-klagomål.docx
+++ b/klagomål/A 4234-2025 FSC-klagomål.docx
@@ -774,7 +774,7 @@
     <w:r>
       <w:tab/>
       <w:tab/>
-      <w:t>2025-05-03</w:t>
+      <w:t>2025-05-04</w:t>
       <w:br/>
       <w:br/>
     </w:r>

--- a/klagomål/A 4234-2025 FSC-klagomål.docx
+++ b/klagomål/A 4234-2025 FSC-klagomål.docx
@@ -774,7 +774,7 @@
     <w:r>
       <w:tab/>
       <w:tab/>
-      <w:t>2025-05-04</w:t>
+      <w:t>2025-05-06</w:t>
       <w:br/>
       <w:br/>
     </w:r>

--- a/klagomål/A 4234-2025 FSC-klagomål.docx
+++ b/klagomål/A 4234-2025 FSC-klagomål.docx
@@ -774,7 +774,7 @@
     <w:r>
       <w:tab/>
       <w:tab/>
-      <w:t>2025-05-06</w:t>
+      <w:t>2025-05-07</w:t>
       <w:br/>
       <w:br/>
     </w:r>

--- a/klagomål/A 4234-2025 FSC-klagomål.docx
+++ b/klagomål/A 4234-2025 FSC-klagomål.docx
@@ -774,7 +774,7 @@
     <w:r>
       <w:tab/>
       <w:tab/>
-      <w:t>2025-05-07</w:t>
+      <w:t>2025-05-08</w:t>
       <w:br/>
       <w:br/>
     </w:r>

--- a/klagomål/A 4234-2025 FSC-klagomål.docx
+++ b/klagomål/A 4234-2025 FSC-klagomål.docx
@@ -774,7 +774,7 @@
     <w:r>
       <w:tab/>
       <w:tab/>
-      <w:t>2025-05-08</w:t>
+      <w:t>2025-05-09</w:t>
       <w:br/>
       <w:br/>
     </w:r>

--- a/klagomål/A 4234-2025 FSC-klagomål.docx
+++ b/klagomål/A 4234-2025 FSC-klagomål.docx
@@ -774,7 +774,7 @@
     <w:r>
       <w:tab/>
       <w:tab/>
-      <w:t>2025-05-09</w:t>
+      <w:t>2025-05-10</w:t>
       <w:br/>
       <w:br/>
     </w:r>

--- a/klagomål/A 4234-2025 FSC-klagomål.docx
+++ b/klagomål/A 4234-2025 FSC-klagomål.docx
@@ -774,7 +774,7 @@
     <w:r>
       <w:tab/>
       <w:tab/>
-      <w:t>2025-05-10</w:t>
+      <w:t>2025-05-11</w:t>
       <w:br/>
       <w:br/>
     </w:r>

--- a/klagomål/A 4234-2025 FSC-klagomål.docx
+++ b/klagomål/A 4234-2025 FSC-klagomål.docx
@@ -774,7 +774,7 @@
     <w:r>
       <w:tab/>
       <w:tab/>
-      <w:t>2025-05-11</w:t>
+      <w:t>2025-05-12</w:t>
       <w:br/>
       <w:br/>
     </w:r>

--- a/klagomål/A 4234-2025 FSC-klagomål.docx
+++ b/klagomål/A 4234-2025 FSC-klagomål.docx
@@ -774,7 +774,7 @@
     <w:r>
       <w:tab/>
       <w:tab/>
-      <w:t>2025-05-12</w:t>
+      <w:t>2025-05-13</w:t>
       <w:br/>
       <w:br/>
     </w:r>

--- a/klagomål/A 4234-2025 FSC-klagomål.docx
+++ b/klagomål/A 4234-2025 FSC-klagomål.docx
@@ -774,7 +774,7 @@
     <w:r>
       <w:tab/>
       <w:tab/>
-      <w:t>2025-05-13</w:t>
+      <w:t>2025-05-14</w:t>
       <w:br/>
       <w:br/>
     </w:r>

--- a/klagomål/A 4234-2025 FSC-klagomål.docx
+++ b/klagomål/A 4234-2025 FSC-klagomål.docx
@@ -774,7 +774,7 @@
     <w:r>
       <w:tab/>
       <w:tab/>
-      <w:t>2025-05-14</w:t>
+      <w:t>2025-05-15</w:t>
       <w:br/>
       <w:br/>
     </w:r>

--- a/klagomål/A 4234-2025 FSC-klagomål.docx
+++ b/klagomål/A 4234-2025 FSC-klagomål.docx
@@ -774,7 +774,7 @@
     <w:r>
       <w:tab/>
       <w:tab/>
-      <w:t>2025-05-15</w:t>
+      <w:t>2025-05-16</w:t>
       <w:br/>
       <w:br/>
     </w:r>

--- a/klagomål/A 4234-2025 FSC-klagomål.docx
+++ b/klagomål/A 4234-2025 FSC-klagomål.docx
@@ -774,7 +774,7 @@
     <w:r>
       <w:tab/>
       <w:tab/>
-      <w:t>2025-05-16</w:t>
+      <w:t>2025-05-17</w:t>
       <w:br/>
       <w:br/>
     </w:r>

--- a/klagomål/A 4234-2025 FSC-klagomål.docx
+++ b/klagomål/A 4234-2025 FSC-klagomål.docx
@@ -774,7 +774,7 @@
     <w:r>
       <w:tab/>
       <w:tab/>
-      <w:t>2025-05-17</w:t>
+      <w:t>2025-05-18</w:t>
       <w:br/>
       <w:br/>
     </w:r>

--- a/klagomål/A 4234-2025 FSC-klagomål.docx
+++ b/klagomål/A 4234-2025 FSC-klagomål.docx
@@ -774,7 +774,7 @@
     <w:r>
       <w:tab/>
       <w:tab/>
-      <w:t>2025-05-18</w:t>
+      <w:t>2025-05-19</w:t>
       <w:br/>
       <w:br/>
     </w:r>

--- a/klagomål/A 4234-2025 FSC-klagomål.docx
+++ b/klagomål/A 4234-2025 FSC-klagomål.docx
@@ -774,7 +774,7 @@
     <w:r>
       <w:tab/>
       <w:tab/>
-      <w:t>2025-05-19</w:t>
+      <w:t>2025-05-20</w:t>
       <w:br/>
       <w:br/>
     </w:r>

--- a/klagomål/A 4234-2025 FSC-klagomål.docx
+++ b/klagomål/A 4234-2025 FSC-klagomål.docx
@@ -774,7 +774,7 @@
     <w:r>
       <w:tab/>
       <w:tab/>
-      <w:t>2025-05-20</w:t>
+      <w:t>2025-05-21</w:t>
       <w:br/>
       <w:br/>
     </w:r>

--- a/klagomål/A 4234-2025 FSC-klagomål.docx
+++ b/klagomål/A 4234-2025 FSC-klagomål.docx
@@ -774,7 +774,7 @@
     <w:r>
       <w:tab/>
       <w:tab/>
-      <w:t>2025-05-21</w:t>
+      <w:t>2025-05-22</w:t>
       <w:br/>
       <w:br/>
     </w:r>

--- a/klagomål/A 4234-2025 FSC-klagomål.docx
+++ b/klagomål/A 4234-2025 FSC-klagomål.docx
@@ -774,7 +774,7 @@
     <w:r>
       <w:tab/>
       <w:tab/>
-      <w:t>2025-05-22</w:t>
+      <w:t>2025-05-23</w:t>
       <w:br/>
       <w:br/>
     </w:r>

--- a/klagomål/A 4234-2025 FSC-klagomål.docx
+++ b/klagomål/A 4234-2025 FSC-klagomål.docx
@@ -774,7 +774,7 @@
     <w:r>
       <w:tab/>
       <w:tab/>
-      <w:t>2025-05-23</w:t>
+      <w:t>2025-05-24</w:t>
       <w:br/>
       <w:br/>
     </w:r>

--- a/klagomål/A 4234-2025 FSC-klagomål.docx
+++ b/klagomål/A 4234-2025 FSC-klagomål.docx
@@ -774,7 +774,7 @@
     <w:r>
       <w:tab/>
       <w:tab/>
-      <w:t>2025-05-24</w:t>
+      <w:t>2025-05-25</w:t>
       <w:br/>
       <w:br/>
     </w:r>

--- a/klagomål/A 4234-2025 FSC-klagomål.docx
+++ b/klagomål/A 4234-2025 FSC-klagomål.docx
@@ -774,7 +774,7 @@
     <w:r>
       <w:tab/>
       <w:tab/>
-      <w:t>2025-05-25</w:t>
+      <w:t>2025-05-26</w:t>
       <w:br/>
       <w:br/>
     </w:r>

--- a/klagomål/A 4234-2025 FSC-klagomål.docx
+++ b/klagomål/A 4234-2025 FSC-klagomål.docx
@@ -774,7 +774,7 @@
     <w:r>
       <w:tab/>
       <w:tab/>
-      <w:t>2025-05-26</w:t>
+      <w:t>2025-05-27</w:t>
       <w:br/>
       <w:br/>
     </w:r>

--- a/klagomål/A 4234-2025 FSC-klagomål.docx
+++ b/klagomål/A 4234-2025 FSC-klagomål.docx
@@ -774,7 +774,7 @@
     <w:r>
       <w:tab/>
       <w:tab/>
-      <w:t>2025-05-27</w:t>
+      <w:t>2025-05-30</w:t>
       <w:br/>
       <w:br/>
     </w:r>

--- a/klagomål/A 4234-2025 FSC-klagomål.docx
+++ b/klagomål/A 4234-2025 FSC-klagomål.docx
@@ -774,7 +774,7 @@
     <w:r>
       <w:tab/>
       <w:tab/>
-      <w:t>2025-05-30</w:t>
+      <w:t>2025-06-01</w:t>
       <w:br/>
       <w:br/>
     </w:r>

--- a/klagomål/A 4234-2025 FSC-klagomål.docx
+++ b/klagomål/A 4234-2025 FSC-klagomål.docx
@@ -774,7 +774,7 @@
     <w:r>
       <w:tab/>
       <w:tab/>
-      <w:t>2025-06-01</w:t>
+      <w:t>2025-06-02</w:t>
       <w:br/>
       <w:br/>
     </w:r>

--- a/klagomål/A 4234-2025 FSC-klagomål.docx
+++ b/klagomål/A 4234-2025 FSC-klagomål.docx
@@ -774,7 +774,7 @@
     <w:r>
       <w:tab/>
       <w:tab/>
-      <w:t>2025-06-02</w:t>
+      <w:t>2025-06-03</w:t>
       <w:br/>
       <w:br/>
     </w:r>

--- a/klagomål/A 4234-2025 FSC-klagomål.docx
+++ b/klagomål/A 4234-2025 FSC-klagomål.docx
@@ -774,7 +774,7 @@
     <w:r>
       <w:tab/>
       <w:tab/>
-      <w:t>2025-06-03</w:t>
+      <w:t>2025-06-04</w:t>
       <w:br/>
       <w:br/>
     </w:r>

--- a/klagomål/A 4234-2025 FSC-klagomål.docx
+++ b/klagomål/A 4234-2025 FSC-klagomål.docx
@@ -774,7 +774,7 @@
     <w:r>
       <w:tab/>
       <w:tab/>
-      <w:t>2025-06-04</w:t>
+      <w:t>2025-06-05</w:t>
       <w:br/>
       <w:br/>
     </w:r>

--- a/klagomål/A 4234-2025 FSC-klagomål.docx
+++ b/klagomål/A 4234-2025 FSC-klagomål.docx
@@ -774,7 +774,7 @@
     <w:r>
       <w:tab/>
       <w:tab/>
-      <w:t>2025-06-05</w:t>
+      <w:t>2025-06-13</w:t>
       <w:br/>
       <w:br/>
     </w:r>

--- a/klagomål/A 4234-2025 FSC-klagomål.docx
+++ b/klagomål/A 4234-2025 FSC-klagomål.docx
@@ -774,7 +774,7 @@
     <w:r>
       <w:tab/>
       <w:tab/>
-      <w:t>2025-06-13</w:t>
+      <w:t>2025-06-15</w:t>
       <w:br/>
       <w:br/>
     </w:r>

--- a/klagomål/A 4234-2025 FSC-klagomål.docx
+++ b/klagomål/A 4234-2025 FSC-klagomål.docx
@@ -774,7 +774,7 @@
     <w:r>
       <w:tab/>
       <w:tab/>
-      <w:t>2025-06-15</w:t>
+      <w:t>2025-06-16</w:t>
       <w:br/>
       <w:br/>
     </w:r>

--- a/klagomål/A 4234-2025 FSC-klagomål.docx
+++ b/klagomål/A 4234-2025 FSC-klagomål.docx
@@ -774,7 +774,7 @@
     <w:r>
       <w:tab/>
       <w:tab/>
-      <w:t>2025-06-16</w:t>
+      <w:t>2025-06-17</w:t>
       <w:br/>
       <w:br/>
     </w:r>

--- a/klagomål/A 4234-2025 FSC-klagomål.docx
+++ b/klagomål/A 4234-2025 FSC-klagomål.docx
@@ -774,7 +774,7 @@
     <w:r>
       <w:tab/>
       <w:tab/>
-      <w:t>2025-06-17</w:t>
+      <w:t>2025-06-18</w:t>
       <w:br/>
       <w:br/>
     </w:r>

--- a/klagomål/A 4234-2025 FSC-klagomål.docx
+++ b/klagomål/A 4234-2025 FSC-klagomål.docx
@@ -774,7 +774,7 @@
     <w:r>
       <w:tab/>
       <w:tab/>
-      <w:t>2025-06-18</w:t>
+      <w:t>2025-06-19</w:t>
       <w:br/>
       <w:br/>
     </w:r>

--- a/klagomål/A 4234-2025 FSC-klagomål.docx
+++ b/klagomål/A 4234-2025 FSC-klagomål.docx
@@ -774,7 +774,7 @@
     <w:r>
       <w:tab/>
       <w:tab/>
-      <w:t>2025-06-19</w:t>
+      <w:t>2025-06-20</w:t>
       <w:br/>
       <w:br/>
     </w:r>

--- a/klagomål/A 4234-2025 FSC-klagomål.docx
+++ b/klagomål/A 4234-2025 FSC-klagomål.docx
@@ -774,7 +774,7 @@
     <w:r>
       <w:tab/>
       <w:tab/>
-      <w:t>2025-06-20</w:t>
+      <w:t>2025-06-21</w:t>
       <w:br/>
       <w:br/>
     </w:r>

--- a/klagomål/A 4234-2025 FSC-klagomål.docx
+++ b/klagomål/A 4234-2025 FSC-klagomål.docx
@@ -774,7 +774,7 @@
     <w:r>
       <w:tab/>
       <w:tab/>
-      <w:t>2025-06-21</w:t>
+      <w:t>2025-06-22</w:t>
       <w:br/>
       <w:br/>
     </w:r>

--- a/klagomål/A 4234-2025 FSC-klagomål.docx
+++ b/klagomål/A 4234-2025 FSC-klagomål.docx
@@ -774,7 +774,7 @@
     <w:r>
       <w:tab/>
       <w:tab/>
-      <w:t>2025-06-22</w:t>
+      <w:t>2025-06-23</w:t>
       <w:br/>
       <w:br/>
     </w:r>

--- a/klagomål/A 4234-2025 FSC-klagomål.docx
+++ b/klagomål/A 4234-2025 FSC-klagomål.docx
@@ -774,7 +774,7 @@
     <w:r>
       <w:tab/>
       <w:tab/>
-      <w:t>2025-06-23</w:t>
+      <w:t>2025-06-24</w:t>
       <w:br/>
       <w:br/>
     </w:r>

--- a/klagomål/A 4234-2025 FSC-klagomål.docx
+++ b/klagomål/A 4234-2025 FSC-klagomål.docx
@@ -774,7 +774,7 @@
     <w:r>
       <w:tab/>
       <w:tab/>
-      <w:t>2025-06-24</w:t>
+      <w:t>2025-06-25</w:t>
       <w:br/>
       <w:br/>
     </w:r>

--- a/klagomål/A 4234-2025 FSC-klagomål.docx
+++ b/klagomål/A 4234-2025 FSC-klagomål.docx
@@ -774,7 +774,7 @@
     <w:r>
       <w:tab/>
       <w:tab/>
-      <w:t>2025-06-25</w:t>
+      <w:t>2025-06-26</w:t>
       <w:br/>
       <w:br/>
     </w:r>

--- a/klagomål/A 4234-2025 FSC-klagomål.docx
+++ b/klagomål/A 4234-2025 FSC-klagomål.docx
@@ -774,7 +774,7 @@
     <w:r>
       <w:tab/>
       <w:tab/>
-      <w:t>2025-06-26</w:t>
+      <w:t>2025-06-27</w:t>
       <w:br/>
       <w:br/>
     </w:r>

--- a/klagomål/A 4234-2025 FSC-klagomål.docx
+++ b/klagomål/A 4234-2025 FSC-klagomål.docx
@@ -774,7 +774,7 @@
     <w:r>
       <w:tab/>
       <w:tab/>
-      <w:t>2025-06-27</w:t>
+      <w:t>2025-06-28</w:t>
       <w:br/>
       <w:br/>
     </w:r>

--- a/klagomål/A 4234-2025 FSC-klagomål.docx
+++ b/klagomål/A 4234-2025 FSC-klagomål.docx
@@ -774,7 +774,7 @@
     <w:r>
       <w:tab/>
       <w:tab/>
-      <w:t>2025-06-28</w:t>
+      <w:t>2025-06-29</w:t>
       <w:br/>
       <w:br/>
     </w:r>

--- a/klagomål/A 4234-2025 FSC-klagomål.docx
+++ b/klagomål/A 4234-2025 FSC-klagomål.docx
@@ -774,7 +774,7 @@
     <w:r>
       <w:tab/>
       <w:tab/>
-      <w:t>2025-06-29</w:t>
+      <w:t>2025-06-30</w:t>
       <w:br/>
       <w:br/>
     </w:r>

--- a/klagomål/A 4234-2025 FSC-klagomål.docx
+++ b/klagomål/A 4234-2025 FSC-klagomål.docx
@@ -774,7 +774,7 @@
     <w:r>
       <w:tab/>
       <w:tab/>
-      <w:t>2025-06-30</w:t>
+      <w:t>2025-07-01</w:t>
       <w:br/>
       <w:br/>
     </w:r>

--- a/klagomål/A 4234-2025 FSC-klagomål.docx
+++ b/klagomål/A 4234-2025 FSC-klagomål.docx
@@ -774,7 +774,7 @@
     <w:r>
       <w:tab/>
       <w:tab/>
-      <w:t>2025-07-01</w:t>
+      <w:t>2025-07-02</w:t>
       <w:br/>
       <w:br/>
     </w:r>

--- a/klagomål/A 4234-2025 FSC-klagomål.docx
+++ b/klagomål/A 4234-2025 FSC-klagomål.docx
@@ -774,7 +774,7 @@
     <w:r>
       <w:tab/>
       <w:tab/>
-      <w:t>2025-07-02</w:t>
+      <w:t>2025-07-03</w:t>
       <w:br/>
       <w:br/>
     </w:r>

--- a/klagomål/A 4234-2025 FSC-klagomål.docx
+++ b/klagomål/A 4234-2025 FSC-klagomål.docx
@@ -774,7 +774,7 @@
     <w:r>
       <w:tab/>
       <w:tab/>
-      <w:t>2025-07-03</w:t>
+      <w:t>2025-07-04</w:t>
       <w:br/>
       <w:br/>
     </w:r>

--- a/klagomål/A 4234-2025 FSC-klagomål.docx
+++ b/klagomål/A 4234-2025 FSC-klagomål.docx
@@ -774,7 +774,7 @@
     <w:r>
       <w:tab/>
       <w:tab/>
-      <w:t>2025-07-04</w:t>
+      <w:t>2025-07-05</w:t>
       <w:br/>
       <w:br/>
     </w:r>

--- a/klagomål/A 4234-2025 FSC-klagomål.docx
+++ b/klagomål/A 4234-2025 FSC-klagomål.docx
@@ -774,7 +774,7 @@
     <w:r>
       <w:tab/>
       <w:tab/>
-      <w:t>2025-07-05</w:t>
+      <w:t>2025-07-06</w:t>
       <w:br/>
       <w:br/>
     </w:r>

--- a/klagomål/A 4234-2025 FSC-klagomål.docx
+++ b/klagomål/A 4234-2025 FSC-klagomål.docx
@@ -774,7 +774,7 @@
     <w:r>
       <w:tab/>
       <w:tab/>
-      <w:t>2025-07-06</w:t>
+      <w:t>2025-07-07</w:t>
       <w:br/>
       <w:br/>
     </w:r>

--- a/klagomål/A 4234-2025 FSC-klagomål.docx
+++ b/klagomål/A 4234-2025 FSC-klagomål.docx
@@ -774,7 +774,7 @@
     <w:r>
       <w:tab/>
       <w:tab/>
-      <w:t>2025-07-07</w:t>
+      <w:t>2025-07-08</w:t>
       <w:br/>
       <w:br/>
     </w:r>

--- a/klagomål/A 4234-2025 FSC-klagomål.docx
+++ b/klagomål/A 4234-2025 FSC-klagomål.docx
@@ -774,7 +774,7 @@
     <w:r>
       <w:tab/>
       <w:tab/>
-      <w:t>2025-07-08</w:t>
+      <w:t>2025-07-09</w:t>
       <w:br/>
       <w:br/>
     </w:r>

--- a/klagomål/A 4234-2025 FSC-klagomål.docx
+++ b/klagomål/A 4234-2025 FSC-klagomål.docx
@@ -774,7 +774,7 @@
     <w:r>
       <w:tab/>
       <w:tab/>
-      <w:t>2025-07-09</w:t>
+      <w:t>2025-07-11</w:t>
       <w:br/>
       <w:br/>
     </w:r>

--- a/klagomål/A 4234-2025 FSC-klagomål.docx
+++ b/klagomål/A 4234-2025 FSC-klagomål.docx
@@ -774,7 +774,7 @@
     <w:r>
       <w:tab/>
       <w:tab/>
-      <w:t>2025-07-11</w:t>
+      <w:t>2025-07-12</w:t>
       <w:br/>
       <w:br/>
     </w:r>

--- a/klagomål/A 4234-2025 FSC-klagomål.docx
+++ b/klagomål/A 4234-2025 FSC-klagomål.docx
@@ -774,7 +774,7 @@
     <w:r>
       <w:tab/>
       <w:tab/>
-      <w:t>2025-07-12</w:t>
+      <w:t>2025-07-13</w:t>
       <w:br/>
       <w:br/>
     </w:r>

--- a/klagomål/A 4234-2025 FSC-klagomål.docx
+++ b/klagomål/A 4234-2025 FSC-klagomål.docx
@@ -774,7 +774,7 @@
     <w:r>
       <w:tab/>
       <w:tab/>
-      <w:t>2025-07-13</w:t>
+      <w:t>2025-07-14</w:t>
       <w:br/>
       <w:br/>
     </w:r>

--- a/klagomål/A 4234-2025 FSC-klagomål.docx
+++ b/klagomål/A 4234-2025 FSC-klagomål.docx
@@ -774,7 +774,7 @@
     <w:r>
       <w:tab/>
       <w:tab/>
-      <w:t>2025-08-06</w:t>
+      <w:t>2025-08-09</w:t>
       <w:br/>
       <w:br/>
     </w:r>
